--- a/companies/calderwood-partners/Engagements/Hughes Group/2008.05.21 - Kickoff Memo - Operating Model Redesign.docx
+++ b/companies/calderwood-partners/Engagements/Hughes Group/2008.05.21 - Kickoff Memo - Operating Model Redesign.docx
@@ -4,21 +4,16 @@
   <w:body>
     <w:p>
       <w:r>
-        <w:t>To: Brenda Rodriguez, Jeffrey Jackson</w:t>
+        <w:t>To: Brenda Rodriguez; Jeffrey Jackson</w:t>
         <w:br/>
-        <w:t>From: Jason Torres</w:t>
+        <w:t>From: Jason Torres, Principal</w:t>
         <w:br/>
-        <w:t>Re: Hughes Group operating model redesign, kickoff and staffing</w:t>
+        <w:t>Re: Operating Model Redesign for Hughes Group -- kickoff and workplan</w:t>
       </w:r>
     </w:p>
     <w:p>
       <w:r>
-        <w:t>The letter is countersigned and we are on the clock as of May 18, 2008. The job is to redesign how Hughes Group is organized to run and to hand the client a structure, a set of decision rights, and a roadmap they can act on. Eight months, three deliverables: a diagnostic of the current model, a target operating model, and an implementation roadmap. We build the case from the client's own charts and their own numbers, so that when we recommend a change the evidence for it is theirs and not ours. Our client contact is Linda Gallegos, the CFO, and she is the single door. Everything that goes to the client goes through Linda Gallegos, and nobody on this team calls a business-unit head without her knowing first.</w:t>
-      </w:r>
-    </w:p>
-    <w:p>
-      <w:r>
-        <w:t>A word on the boundary, because it will be tested. We recommend on people; we do not decide on them, and we do not carry out headcount actions. Systems, tax, and legal restructuring are outside this engagement. If any of that gets asked for in a corridor, the answer is that we will scope it, not that we have started it.</w:t>
+        <w:t>This engagement asks us to redesign how Hughes Group organizes its core activities, so that decision rights and accountability sit where the work actually gets done rather than where the org chart happens to put them. Our sponsor on the client side is Linda Gallegos, their chief financial officer, and she has been clear that the test of a good answer here is one her own managers can operate after we leave, not one that reads well in a binder. I want us aligned on that standard before we start, because it should govern what we choose to look at first and how hard we push each recommendation. The work is scoped to run about eight months, which gives us room to be thorough but not to be slow.</w:t>
       </w:r>
     </w:p>
     <w:p>
@@ -26,7 +21,7 @@
         <w:pStyle w:val="Heading2"/>
       </w:pPr>
       <w:r>
-        <w:t>Lines of Work</w:t>
+        <w:t>How the work breaks down</w:t>
       </w:r>
     </w:p>
     <w:p>
@@ -34,7 +29,7 @@
         <w:pStyle w:val="ListBullet"/>
       </w:pPr>
       <w:r>
-        <w:t>Current-state map. Brenda Rodriguez owns the structure and the decision-rights map: who reports where, who decides what, and where the same decision is made twice. Build it from the charts and the interviews, not from what people say the chart is supposed to be.</w:t>
+        <w:t>1. Baseline the current operating model: map the core processes end to end, mark where decisions are made and where they stall, and record who is accountable for each result today.</w:t>
       </w:r>
     </w:p>
     <w:p>
@@ -42,7 +37,7 @@
         <w:pStyle w:val="ListBullet"/>
       </w:pPr>
       <w:r>
-        <w:t>Cost baseline. Brenda Rodriguez ties the cost of the current structure to the management accounts, by function and by layer. If a number does not tie, that gap is a finding, and I want it flagged in the first pass, not buried in the third.</w:t>
+        <w:t>2. Build the operating and cost picture: assemble the data that shows how work and cost are distributed across the model now, so that any proposed change can be weighed against what it replaces. Brenda Rodriguez owns this workstream and will set the first data requests in the opening week.</w:t>
       </w:r>
     </w:p>
     <w:p>
@@ -50,7 +45,7 @@
         <w:pStyle w:val="ListBullet"/>
       </w:pPr>
       <w:r>
-        <w:t>Target model design. I own this. Structure, decision rights, and the governance to hold them, built for where the business is going. Nothing here reaches the client until the diagnostic supports it.</w:t>
+        <w:t>3. Develop and test options: shape two or three candidate models against the baseline, and pressure-test each for the operational and financial consequences it carries, including the ones a client would rather not hear.</w:t>
       </w:r>
     </w:p>
     <w:p>
@@ -58,23 +53,12 @@
         <w:pStyle w:val="ListBullet"/>
       </w:pPr>
       <w:r>
-        <w:t>Roadmap and sequencing. I own this with Brenda Rodriguez. Which changes come first, what each one returns, and what it takes to land it.</w:t>
+        <w:t>4. Plan the transition: once a direction is chosen, lay out the sequence and the ownership that let the client's team carry the model forward without us in the room.</w:t>
       </w:r>
     </w:p>
     <w:p>
-      <w:pPr>
-        <w:pStyle w:val="ListBullet"/>
-      </w:pPr>
       <w:r>
-        <w:t>Staffing and schedule. Jeffrey Jackson has us covered through the diagnostic. If the interview load grows past what we planned, tell Jeffrey Jackson before it becomes a scheduling problem, not after.</w:t>
-      </w:r>
-    </w:p>
-    <w:p>
-      <w:pPr>
-        <w:pStyle w:val="ListBullet"/>
-      </w:pPr>
-      <w:r>
-        <w:t>Client cadence. I own the line to the client. A written status goes to Linda Gallegos every two weeks, and it goes out even in the weeks when the news is thin, because a client who hears from us only when there is good news stops trusting the quiet weeks.</w:t>
+        <w:t>These are not four projects run in parallel. The baseline feeds the cost picture, the cost picture disciplines the options, and the transition plan only makes sense once a direction is settled. I set the sequence out because the temptation on an assignment like this is to jump to the redesign before the current model is properly understood, and a redesign built on an assumed baseline tends to come apart the first time it meets a fact from the floor. We will hold the order even where the client would like to see options sooner.</w:t>
       </w:r>
     </w:p>
     <w:p>
@@ -82,44 +66,17 @@
         <w:pStyle w:val="Heading2"/>
       </w:pPr>
       <w:r>
-        <w:t>This Week</w:t>
-      </w:r>
-    </w:p>
-    <w:p>
-      <w:pPr>
-        <w:pStyle w:val="ListBullet"/>
-      </w:pPr>
-      <w:r>
-        <w:t>Brenda Rodriguez drafts the data request, itemized, with the account mapping we need and the field definitions attached, and I send it to Linda Gallegos by Thursday.</w:t>
-      </w:r>
-    </w:p>
-    <w:p>
-      <w:pPr>
-        <w:pStyle w:val="ListBullet"/>
-      </w:pPr>
-      <w:r>
-        <w:t>We agree the interview list, name by name, before we ask the client for a single calendar slot, so we are not renegotiating access once the on-site weeks have started.</w:t>
-      </w:r>
-    </w:p>
-    <w:p>
-      <w:pPr>
-        <w:pStyle w:val="ListBullet"/>
-      </w:pPr>
-      <w:r>
-        <w:t>Jeffrey Jackson confirms the rooms and the schedule for the on-site weeks and holds a half-day of slack for the interviews that always slip.</w:t>
-      </w:r>
-    </w:p>
-    <w:p>
-      <w:pPr>
-        <w:pStyle w:val="ListBullet"/>
-      </w:pPr>
-      <w:r>
-        <w:t>Nobody quotes a structure or a number to anyone at Hughes Group until the baseline reconciles.</w:t>
+        <w:t>What I need in the first two weeks</w:t>
       </w:r>
     </w:p>
     <w:p>
       <w:r>
-        <w:t>One thing I need settled by Friday: the data request and the interview list, both agreed and both out the door to Linda Gallegos. We do not want to start the on-site work negotiating access we should have locked down this week.</w:t>
+        <w:t>Before we are properly underway there are three things I want closed out. Jeffrey Jackson is finishing the administrative side of the engagement, the countersigned letter and the billing arrangement, and I would like that squared away this week so nothing procedural is still open once we are into the client's data. Brenda Rodriguez should get the first data requests to Linda Gallegos's team by the end of week one, kept deliberately short so we are not waiting on a long list before we can begin. And I want the three of us in a room ahead of the client kickoff, so that we walk in with one account of the approach rather than three.</w:t>
+      </w:r>
+    </w:p>
+    <w:p>
+      <w:r>
+        <w:t>Work begins on May 18, 2008. I will circulate a one-page schedule ahead of that date with the client sessions and the internal checkpoints marked, and I would ask each of you to keep the first two weeks light on other commitments so that we can set the pace early. If you can see a conflict coming, tell me this week and we will work around it before the client dates are fixed.</w:t>
       </w:r>
     </w:p>
     <w:sectPr>
